--- a/RFI-Docs/Response to TBI questions from Rep. McGarvey-Van Orden-Deluzio Letter to SECVA07242024-v2.docx
+++ b/RFI-Docs/Response to TBI questions from Rep. McGarvey-Van Orden-Deluzio Letter to SECVA07242024-v2.docx
@@ -4,13 +4,135 @@
   <w:body>
     <w:p>
       <w:pPr>
+        <w:jc w:val="left"/>
+      </w:pPr>
+      <w:r>
+        <w:rPr>
+          <w:color w:val="646464"/>
+          <w:sz w:val="18"/>
+        </w:rPr>
+        <w:t>Document: Response to TBI questions from Rep. McGarvey-Van Orden-Deluzio Letter to SECVA07242024-v2.docx</w:t>
+      </w:r>
+    </w:p>
+    <w:p>
+      <w:pPr>
+        <w:jc w:val="left"/>
+      </w:pPr>
+      <w:r>
+        <w:rPr>
+          <w:color w:val="646464"/>
+          <w:sz w:val="18"/>
+        </w:rPr>
+        <w:t>Title: Response to TBI questions from Representatives McGarvey-Van Orden-Deluzio (Letter to VA secretary, 7-24-24)</w:t>
+      </w:r>
+    </w:p>
+    <w:p>
+      <w:pPr>
+        <w:jc w:val="left"/>
+      </w:pPr>
+      <w:r>
+        <w:rPr>
+          <w:color w:val="646464"/>
+          <w:sz w:val="18"/>
+        </w:rPr>
+        <w:t>Topic: Traumatic Brain Injury (TBI) | Type: Briefing Papers and Congressional Responses</w:t>
+      </w:r>
+    </w:p>
+    <w:p>
+      <w:pPr>
+        <w:jc w:val="left"/>
+      </w:pPr>
+      <w:r>
+        <w:rPr>
+          <w:color w:val="646464"/>
+          <w:sz w:val="18"/>
+        </w:rPr>
+        <w:t>Created: 2024-07-24 | By: Richman, Michael (VACO)</w:t>
+      </w:r>
+    </w:p>
+    <w:p>
+      <w:pPr>
+        <w:jc w:val="left"/>
+      </w:pPr>
+      <w:r>
+        <w:rPr>
+          <w:color w:val="646464"/>
+          <w:sz w:val="18"/>
+        </w:rPr>
+        <w:t>Modified: 2024-07-24 | By: Richman, Michael (VACO)</w:t>
+      </w:r>
+    </w:p>
+    <w:p>
+      <w:pPr>
+        <w:jc w:val="left"/>
+      </w:pPr>
+      <w:r>
+        <w:rPr>
+          <w:color w:val="C8C8C8"/>
+          <w:sz w:val="16"/>
+        </w:rPr>
+        <w:t>────────────────────────────────────────────────────────────────────────────────</w:t>
+      </w:r>
+    </w:p>
+    <w:p>
+      <w:pPr>
+        <w:jc w:val="left"/>
+      </w:pPr>
+      <w:r/>
+    </w:p>
+    <w:p>
+      <w:pPr>
+        <w:jc w:val="left"/>
+      </w:pPr>
+      <w:r>
+        <w:rPr>
+          <w:color w:val="646464"/>
+          <w:sz w:val="18"/>
+        </w:rPr>
+        <w:t>Topic: Traumatic Brain Injury (TBI) | Type: Briefing Papers and Congressional Responses</w:t>
+      </w:r>
+    </w:p>
+    <w:p>
+      <w:pPr>
+        <w:jc w:val="left"/>
+      </w:pPr>
+      <w:r>
+        <w:rPr>
+          <w:color w:val="646464"/>
+          <w:sz w:val="18"/>
+        </w:rPr>
+        <w:t>Created: 2024-07-24 | By: Richman, Michael (VACO)</w:t>
+      </w:r>
+    </w:p>
+    <w:p>
+      <w:pPr>
+        <w:jc w:val="left"/>
+      </w:pPr>
+      <w:r>
+        <w:rPr>
+          <w:color w:val="646464"/>
+          <w:sz w:val="18"/>
+        </w:rPr>
+        <w:t>Modified: 2024-07-24 | By: Richman, Michael (VACO)</w:t>
+      </w:r>
+    </w:p>
+    <w:p>
+      <w:pPr>
         <w:pStyle w:val="Default"/>
+        <w:jc w:val="left"/>
         <w:rPr>
           <w:rFonts w:ascii="Calibri" w:hAnsi="Calibri" w:cs="Calibri"/>
           <w:b/>
           <w:bCs/>
         </w:rPr>
       </w:pPr>
+      <w:r>
+        <w:rPr>
+          <w:color w:val="C8C8C8"/>
+          <w:sz w:val="16"/>
+        </w:rPr>
+        <w:t>────────────────────────────────────────────────────────────────────────────────</w:t>
+      </w:r>
     </w:p>
     <w:p>
       <w:pPr>
@@ -25,14 +147,7 @@
           <w:bCs/>
         </w:rPr>
       </w:pPr>
-      <w:r>
-        <w:rPr>
-          <w:rFonts w:ascii="Calibri" w:eastAsia="Times New Roman" w:hAnsi="Calibri" w:cs="Calibri"/>
-          <w:b/>
-          <w:bCs/>
-        </w:rPr>
-        <w:t xml:space="preserve">What is the VA currently doing to expand research that will help better understand the unique type of brain damage that results from repeated blast waves, including from heavy weapon use and other sources during active duty and training? </w:t>
-      </w:r>
+      <w:r/>
     </w:p>
     <w:p>
       <w:pPr>
